--- a/docs/빠몽이_사용설명서_관리자.docx
+++ b/docs/빠몽이_사용설명서_관리자.docx
@@ -210,7 +210,20 @@
           <w:b w:val="0"/>
           <w:sz w:val="22"/>
         </w:rPr>
-        <w:t>경기 관리는 API-Sports 일정 동기화·구장·등록 순서를 다룹니다.</w:t>
+        <w:t>KBO 일정·실황·상대전적·로고는 다음 스포츠(+네이버 문자중계)를 사용합니다. API-SPORTS 키는 필요 없습니다.</w:t>
+      </w:r>
+    </w:p>
+    <w:p>
+      <w:pPr>
+        <w:pStyle w:val="ListBullet"/>
+      </w:pPr>
+      <w:r>
+        <w:rPr>
+          <w:rFonts w:ascii="맑은 고딕" w:hAnsi="맑은 고딕" w:eastAsia="맑은 고딕"/>
+          <w:b w:val="0"/>
+          <w:sz w:val="22"/>
+        </w:rPr>
+        <w:t>경기 관리에서 오늘 경기를 등록·저장하고, 운영자 리스트의 「실황 ON/OFF」로 다음·네이버 실황 + 회원 게임 연동을 켭니다(기본 1경기).</w:t>
       </w:r>
     </w:p>
     <w:p>
@@ -236,7 +249,20 @@
           <w:b w:val="0"/>
           <w:sz w:val="22"/>
         </w:rPr>
-        <w:t>운영자 API 폴링 슬롯(1~5경기)을 켜야 해당 경기 연동·사이드벳이 활성화됩니다.</w:t>
+        <w:t>스코어 수동 보정(PATCH) 시 controlMode=manual이 됩니다. 관리자 「수동」을 끄면 auto로 돌아가며 종료 시 실황 최종 보드가 다시 적용될 수 있습니다.</w:t>
+      </w:r>
+    </w:p>
+    <w:p>
+      <w:pPr>
+        <w:pStyle w:val="ListBullet"/>
+      </w:pPr>
+      <w:r>
+        <w:rPr>
+          <w:rFonts w:ascii="맑은 고딕" w:hAnsi="맑은 고딕" w:eastAsia="맑은 고딕"/>
+          <w:b w:val="0"/>
+          <w:sz w:val="22"/>
+        </w:rPr>
+        <w:t>「예측 시작」은 predictionEnabled만 켭니다. matchStatus=ongoing은 실황(다음) 근거로만 올립니다.</w:t>
       </w:r>
     </w:p>
     <w:p>

--- a/docs/빠몽이_사용설명서_관리자.docx
+++ b/docs/빠몽이_사용설명서_관리자.docx
@@ -27,7 +27,7 @@
           <w:color w:val="555555"/>
           <w:sz w:val="22"/>
         </w:rPr>
-        <w:t>PPAMONG Admin (/admin) · 슈퍼바이저·스태프</w:t>
+        <w:t>PPAMONG Admin (/admin) · 2026-08-27 운영 기준</w:t>
       </w:r>
     </w:p>
     <w:p/>
@@ -67,7 +67,7 @@
           <w:b w:val="0"/>
           <w:sz w:val="22"/>
         </w:rPr>
-        <w:t>슈퍼바이저(superAdmin)만 관리자 등록·시스템 운영·시스템 매뉴얼에 접근합니다.</w:t>
+        <w:t>슈퍼바이저만 관리자 등록·시스템 운영·시스템 매뉴얼에 접근합니다.</w:t>
       </w:r>
     </w:p>
     <w:p>
@@ -80,7 +80,20 @@
           <w:b w:val="0"/>
           <w:sz w:val="22"/>
         </w:rPr>
-        <w:t>로그인: /admin/login — 승인된 관리자만 사용 가능합니다.</w:t>
+        <w:t>로그인: /admin/login — 승인된 관리자만 사용합니다.</w:t>
+      </w:r>
+    </w:p>
+    <w:p>
+      <w:pPr>
+        <w:pStyle w:val="ListBullet"/>
+      </w:pPr>
+      <w:r>
+        <w:rPr>
+          <w:rFonts w:ascii="맑은 고딕" w:hAnsi="맑은 고딕" w:eastAsia="맑은 고딕"/>
+          <w:b w:val="0"/>
+          <w:sz w:val="22"/>
+        </w:rPr>
+        <w:t>최신 운영 요약은 관리자 「시스템 매뉴얼」 페이지(/admin/ops/system-manuals)와 동일합니다.</w:t>
       </w:r>
     </w:p>
     <w:p>
@@ -93,7 +106,7 @@
           <w:b/>
           <w:sz w:val="28"/>
         </w:rPr>
-        <w:t>2. 주요 메뉴</w:t>
+        <w:t>2. 주요 메뉴 (현재 사이드바)</w:t>
       </w:r>
     </w:p>
     <w:p>
@@ -106,7 +119,7 @@
           <w:b w:val="0"/>
           <w:sz w:val="22"/>
         </w:rPr>
-        <w:t>회원 관리: 목록·랭킹·초대 관리</w:t>
+        <w:t>기본: 앱 홈 설정 · KBO 선수단 · 오늘의 선발명단 · 앱 파일 등록/다운로드</w:t>
       </w:r>
     </w:p>
     <w:p>
@@ -119,7 +132,7 @@
           <w:b w:val="0"/>
           <w:sz w:val="22"/>
         </w:rPr>
-        <w:t>슈퍼바이저: 관리자 등록/리스트, 시스템 운영(DB 백업·로그인 현황·앱 릴리즈·시스템 매뉴얼)</w:t>
+        <w:t>쇼핑몰·판매: 쇼핑몰 확인·관리 · 주문·판매·재고·구매</w:t>
       </w:r>
     </w:p>
     <w:p>
@@ -132,7 +145,7 @@
           <w:b w:val="0"/>
           <w:sz w:val="22"/>
         </w:rPr>
-        <w:t>운영자: 등록·리스트·경기 배정·모니터링</w:t>
+        <w:t>슈퍼바이저: 관리자 등록/리스트 · 시스템 매뉴얼 · 디비 백업 · 관리자·운영자 로그인 현황</w:t>
       </w:r>
     </w:p>
     <w:p>
@@ -145,7 +158,7 @@
           <w:b w:val="0"/>
           <w:sz w:val="22"/>
         </w:rPr>
-        <w:t>경기 관리·실시간 경기 모니터링</w:t>
+        <w:t>수익: 동영상 광고 수익·관리 · 배너 수익 · 대기 화면</w:t>
       </w:r>
     </w:p>
     <w:p>
@@ -158,7 +171,7 @@
           <w:b w:val="0"/>
           <w:sz w:val="22"/>
         </w:rPr>
-        <w:t>수익: 배너·영상·대기화면·광고</w:t>
+        <w:t>경기·회원: 경기 관리(달력) · 실시간 게임 모니터링 · 운영자 등록·리스트 · 회원·랭킹·초대</w:t>
       </w:r>
     </w:p>
     <w:p>
@@ -171,7 +184,20 @@
           <w:b w:val="0"/>
           <w:sz w:val="22"/>
         </w:rPr>
-        <w:t>고객 지원: 공지·문의·게시판·약관</w:t>
+        <w:t>고객 지원: 공지 · 회원 문의 · 게시판 · 약관</w:t>
+      </w:r>
+    </w:p>
+    <w:p>
+      <w:pPr>
+        <w:pStyle w:val="Heading1"/>
+      </w:pPr>
+      <w:r>
+        <w:rPr>
+          <w:rFonts w:ascii="맑은 고딕" w:hAnsi="맑은 고딕" w:eastAsia="맑은 고딕"/>
+          <w:b/>
+          <w:sz w:val="28"/>
+        </w:rPr>
+        <w:t>3. 일일 체크리스트</w:t>
       </w:r>
     </w:p>
     <w:p>
@@ -184,7 +210,72 @@
           <w:b w:val="0"/>
           <w:sz w:val="22"/>
         </w:rPr>
-        <w:t>쇼핑몰: 미리보기·상품·주문·매출·재고·매입</w:t>
+        <w:t>경기 관리에서 오늘 KBO 일정을 등록·저장합니다. 팀 로고는 다음 스포츠입니다.</w:t>
+      </w:r>
+    </w:p>
+    <w:p>
+      <w:pPr>
+        <w:pStyle w:val="ListBullet"/>
+      </w:pPr>
+      <w:r>
+        <w:rPr>
+          <w:rFonts w:ascii="맑은 고딕" w:hAnsi="맑은 고딕" w:eastAsia="맑은 고딕"/>
+          <w:b w:val="0"/>
+          <w:sz w:val="22"/>
+        </w:rPr>
+        <w:t>「오늘의 선발명단」으로 타순을 맞춥니다(다음으로 경기 찾기, 네이버로 타순).</w:t>
+      </w:r>
+    </w:p>
+    <w:p>
+      <w:pPr>
+        <w:pStyle w:val="ListBullet"/>
+      </w:pPr>
+      <w:r>
+        <w:rPr>
+          <w:rFonts w:ascii="맑은 고딕" w:hAnsi="맑은 고딕" w:eastAsia="맑은 고딕"/>
+          <w:b w:val="0"/>
+          <w:sz w:val="22"/>
+        </w:rPr>
+        <w:t>운영자 리스트에서 해당 경기 「실황 ON」(다음+네이버+회원 게임). 기본 1경기만 ON.</w:t>
+      </w:r>
+    </w:p>
+    <w:p>
+      <w:pPr>
+        <w:pStyle w:val="ListBullet"/>
+      </w:pPr>
+      <w:r>
+        <w:rPr>
+          <w:rFonts w:ascii="맑은 고딕" w:hAnsi="맑은 고딕" w:eastAsia="맑은 고딕"/>
+          <w:b w:val="0"/>
+          <w:sz w:val="22"/>
+        </w:rPr>
+        <w:t>실시간 게임 모니터링에서 배팅 분포·사이드벳·스코어를 확인합니다.</w:t>
+      </w:r>
+    </w:p>
+    <w:p>
+      <w:pPr>
+        <w:pStyle w:val="ListBullet"/>
+      </w:pPr>
+      <w:r>
+        <w:rPr>
+          <w:rFonts w:ascii="맑은 고딕" w:hAnsi="맑은 고딕" w:eastAsia="맑은 고딕"/>
+          <w:b w:val="0"/>
+          <w:sz w:val="22"/>
+        </w:rPr>
+        <w:t>점수 이상이 있으면 수동 보정 후, 끝나면 수동을 끄고 실황에 맡깁니다.</w:t>
+      </w:r>
+    </w:p>
+    <w:p>
+      <w:pPr>
+        <w:pStyle w:val="ListBullet"/>
+      </w:pPr>
+      <w:r>
+        <w:rPr>
+          <w:rFonts w:ascii="맑은 고딕" w:hAnsi="맑은 고딕" w:eastAsia="맑은 고딕"/>
+          <w:b w:val="0"/>
+          <w:sz w:val="22"/>
+        </w:rPr>
+        <w:t>경기 종료 후 사이드벳 정산·문의·공지를 확인합니다.</w:t>
       </w:r>
     </w:p>
     <w:p>
@@ -197,7 +288,7 @@
           <w:b/>
           <w:sz w:val="28"/>
         </w:rPr>
-        <w:t>3. 경기·예측 운영 포인트</w:t>
+        <w:t>4. 실황·예측 운영 포인트</w:t>
       </w:r>
     </w:p>
     <w:p>
@@ -210,7 +301,7 @@
           <w:b w:val="0"/>
           <w:sz w:val="22"/>
         </w:rPr>
-        <w:t>KBO 일정·실황·상대전적·로고는 다음 스포츠(+네이버 문자중계)를 사용합니다. API-SPORTS 키는 필요 없습니다.</w:t>
+        <w:t>KBO 일정·점수·이닝·로고는 다음 스포츠, 주자·B-S·OUT·타자·구종·상대전적은 네이버입니다. API-SPORTS 키는 필요 없습니다. 같은 필드를 두 소스에서 섞지 않습니다.</w:t>
       </w:r>
     </w:p>
     <w:p>
@@ -223,7 +314,7 @@
           <w:b w:val="0"/>
           <w:sz w:val="22"/>
         </w:rPr>
-        <w:t>경기 관리에서 오늘 경기를 등록·저장하고, 운영자 리스트의 「실황 ON/OFF」로 다음·네이버 실황 + 회원 게임 연동을 켭니다(기본 1경기).</w:t>
+        <w:t>「예측 시작」은 predictionEnabled만 켭니다. matchStatus=ongoing은 다음 실황 근거로만 올립니다. 시작 전(BEFORE/READY)이면 scheduled로 되돌립니다.</w:t>
       </w:r>
     </w:p>
     <w:p>
@@ -236,7 +327,7 @@
           <w:b w:val="0"/>
           <w:sz w:val="22"/>
         </w:rPr>
-        <w:t>실시간 모니터링에서 배팅 분포·사이드벳·수동 스코어를 확인할 수 있습니다.</w:t>
+        <w:t>스코어 PATCH는 controlMode=manual. 「수동」을 끄면 auto로 돌아가 다음 점수를 다시 받습니다.</w:t>
       </w:r>
     </w:p>
     <w:p>
@@ -249,7 +340,7 @@
           <w:b w:val="0"/>
           <w:sz w:val="22"/>
         </w:rPr>
-        <w:t>스코어 수동 보정(PATCH) 시 controlMode=manual이 됩니다. 관리자 「수동」을 끄면 auto로 돌아가며 종료 시 실황 최종 보드가 다시 적용될 수 있습니다.</w:t>
+        <w:t>운영은 하이브리드만입니다. 운영자 UI에 실황 자동 ON/OFF 토글은 없습니다. 리스트의 「실황 ON」은 다음·네이버 폴링 + 회원 게임 연동입니다.</w:t>
       </w:r>
     </w:p>
     <w:p>
@@ -262,9 +353,1127 @@
           <w:b w:val="0"/>
           <w:sz w:val="22"/>
         </w:rPr>
-        <w:t>「예측 시작」은 predictionEnabled만 켭니다. matchStatus=ongoing은 실황(다음) 근거로만 올립니다.</w:t>
+        <w:t>타석 참여는 경기 시작 5분 전부터입니다. 예측 창은 열린 뒤 약 8초 후 자동 중지될 수 있습니다.</w:t>
       </w:r>
     </w:p>
+    <w:p>
+      <w:pPr>
+        <w:pStyle w:val="ListBullet"/>
+      </w:pPr>
+      <w:r>
+        <w:rPr>
+          <w:rFonts w:ascii="맑은 고딕" w:hAnsi="맑은 고딕" w:eastAsia="맑은 고딕"/>
+          <w:b w:val="0"/>
+          <w:sz w:val="22"/>
+        </w:rPr>
+        <w:t>타자명 안정화 약 2초, 투수명 기본 6초(최소 3초), 실황 폴링 기본 2초.</w:t>
+      </w:r>
+    </w:p>
+    <w:p>
+      <w:pPr>
+        <w:pStyle w:val="ListBullet"/>
+      </w:pPr>
+      <w:r>
+        <w:rPr>
+          <w:rFonts w:ascii="맑은 고딕" w:hAnsi="맑은 고딕" w:eastAsia="맑은 고딕"/>
+          <w:b w:val="0"/>
+          <w:sz w:val="22"/>
+        </w:rPr>
+        <w:t>공수교대·투수교체 = 리워드 광고 50초. 예측 시작으로 끄면 보상 없음. 게임 중 하단 배너 광고는 없습니다.</w:t>
+      </w:r>
+    </w:p>
+    <w:tbl>
+      <w:tblPr>
+        <w:tblStyle w:val="TableGrid"/>
+        <w:tblW w:type="auto" w:w="0"/>
+        <w:tblLook w:firstColumn="1" w:firstRow="1" w:lastColumn="0" w:lastRow="0" w:noHBand="0" w:noVBand="1" w:val="04A0"/>
+      </w:tblPr>
+      <w:tblGrid>
+        <w:gridCol w:w="2880"/>
+        <w:gridCol w:w="2880"/>
+        <w:gridCol w:w="2880"/>
+      </w:tblGrid>
+      <w:tr>
+        <w:tc>
+          <w:tcPr>
+            <w:tcW w:type="dxa" w:w="2880"/>
+          </w:tcPr>
+          <w:p>
+            <w:r>
+              <w:rPr>
+                <w:rFonts w:ascii="맑은 고딕" w:hAnsi="맑은 고딕" w:eastAsia="맑은 고딕"/>
+                <w:b/>
+                <w:sz w:val="22"/>
+              </w:rPr>
+              <w:t>항목</w:t>
+            </w:r>
+          </w:p>
+        </w:tc>
+        <w:tc>
+          <w:tcPr>
+            <w:tcW w:type="dxa" w:w="2880"/>
+          </w:tcPr>
+          <w:p>
+            <w:r>
+              <w:rPr>
+                <w:rFonts w:ascii="맑은 고딕" w:hAnsi="맑은 고딕" w:eastAsia="맑은 고딕"/>
+                <w:b/>
+                <w:sz w:val="22"/>
+              </w:rPr>
+              <w:t>소스</w:t>
+            </w:r>
+          </w:p>
+        </w:tc>
+        <w:tc>
+          <w:tcPr>
+            <w:tcW w:type="dxa" w:w="2880"/>
+          </w:tcPr>
+          <w:p>
+            <w:r>
+              <w:rPr>
+                <w:rFonts w:ascii="맑은 고딕" w:hAnsi="맑은 고딕" w:eastAsia="맑은 고딕"/>
+                <w:b/>
+                <w:sz w:val="22"/>
+              </w:rPr>
+              <w:t>비고</w:t>
+            </w:r>
+          </w:p>
+        </w:tc>
+      </w:tr>
+      <w:tr>
+        <w:tc>
+          <w:tcPr>
+            <w:tcW w:type="dxa" w:w="2880"/>
+          </w:tcPr>
+          <w:p>
+            <w:r>
+              <w:rPr>
+                <w:rFonts w:ascii="맑은 고딕" w:hAnsi="맑은 고딕" w:eastAsia="맑은 고딕"/>
+                <w:b w:val="0"/>
+                <w:sz w:val="22"/>
+              </w:rPr>
+              <w:t>득점·이닝표·로고</w:t>
+            </w:r>
+          </w:p>
+        </w:tc>
+        <w:tc>
+          <w:tcPr>
+            <w:tcW w:type="dxa" w:w="2880"/>
+          </w:tcPr>
+          <w:p>
+            <w:r>
+              <w:rPr>
+                <w:rFonts w:ascii="맑은 고딕" w:hAnsi="맑은 고딕" w:eastAsia="맑은 고딕"/>
+                <w:b w:val="0"/>
+                <w:sz w:val="22"/>
+              </w:rPr>
+              <w:t>다음 스포츠</w:t>
+            </w:r>
+          </w:p>
+        </w:tc>
+        <w:tc>
+          <w:tcPr>
+            <w:tcW w:type="dxa" w:w="2880"/>
+          </w:tcPr>
+          <w:p>
+            <w:r>
+              <w:rPr>
+                <w:rFonts w:ascii="맑은 고딕" w:hAnsi="맑은 고딕" w:eastAsia="맑은 고딕"/>
+                <w:b w:val="0"/>
+                <w:sz w:val="22"/>
+              </w:rPr>
+              <w:t>controlMode=auto일 때 점수 덮어씀</w:t>
+            </w:r>
+          </w:p>
+        </w:tc>
+      </w:tr>
+      <w:tr>
+        <w:tc>
+          <w:tcPr>
+            <w:tcW w:type="dxa" w:w="2880"/>
+          </w:tcPr>
+          <w:p>
+            <w:r>
+              <w:rPr>
+                <w:rFonts w:ascii="맑은 고딕" w:hAnsi="맑은 고딕" w:eastAsia="맑은 고딕"/>
+                <w:b w:val="0"/>
+                <w:sz w:val="22"/>
+              </w:rPr>
+              <w:t>주자·B-S·OUT·타자</w:t>
+            </w:r>
+          </w:p>
+        </w:tc>
+        <w:tc>
+          <w:tcPr>
+            <w:tcW w:type="dxa" w:w="2880"/>
+          </w:tcPr>
+          <w:p>
+            <w:r>
+              <w:rPr>
+                <w:rFonts w:ascii="맑은 고딕" w:hAnsi="맑은 고딕" w:eastAsia="맑은 고딕"/>
+                <w:b w:val="0"/>
+                <w:sz w:val="22"/>
+              </w:rPr>
+              <w:t>네이버 문자중계</w:t>
+            </w:r>
+          </w:p>
+        </w:tc>
+        <w:tc>
+          <w:tcPr>
+            <w:tcW w:type="dxa" w:w="2880"/>
+          </w:tcPr>
+          <w:p>
+            <w:r>
+              <w:rPr>
+                <w:rFonts w:ascii="맑은 고딕" w:hAnsi="맑은 고딕" w:eastAsia="맑은 고딕"/>
+                <w:b w:val="0"/>
+                <w:sz w:val="22"/>
+              </w:rPr>
+              <w:t>수동 점수여도 주자는 네이버</w:t>
+            </w:r>
+          </w:p>
+        </w:tc>
+      </w:tr>
+      <w:tr>
+        <w:tc>
+          <w:tcPr>
+            <w:tcW w:type="dxa" w:w="2880"/>
+          </w:tcPr>
+          <w:p>
+            <w:r>
+              <w:rPr>
+                <w:rFonts w:ascii="맑은 고딕" w:hAnsi="맑은 고딕" w:eastAsia="맑은 고딕"/>
+                <w:b w:val="0"/>
+                <w:sz w:val="22"/>
+              </w:rPr>
+              <w:t>상대전적</w:t>
+            </w:r>
+          </w:p>
+        </w:tc>
+        <w:tc>
+          <w:tcPr>
+            <w:tcW w:type="dxa" w:w="2880"/>
+          </w:tcPr>
+          <w:p>
+            <w:r>
+              <w:rPr>
+                <w:rFonts w:ascii="맑은 고딕" w:hAnsi="맑은 고딕" w:eastAsia="맑은 고딕"/>
+                <w:b w:val="0"/>
+                <w:sz w:val="22"/>
+              </w:rPr>
+              <w:t>네이버 preview</w:t>
+            </w:r>
+          </w:p>
+        </w:tc>
+        <w:tc>
+          <w:tcPr>
+            <w:tcW w:type="dxa" w:w="2880"/>
+          </w:tcPr>
+          <w:p>
+            <w:r>
+              <w:rPr>
+                <w:rFonts w:ascii="맑은 고딕" w:hAnsi="맑은 고딕" w:eastAsia="맑은 고딕"/>
+                <w:b w:val="0"/>
+                <w:sz w:val="22"/>
+              </w:rPr>
+              <w:t>스코어보드 아래</w:t>
+            </w:r>
+          </w:p>
+        </w:tc>
+      </w:tr>
+      <w:tr>
+        <w:tc>
+          <w:tcPr>
+            <w:tcW w:type="dxa" w:w="2880"/>
+          </w:tcPr>
+          <w:p>
+            <w:r>
+              <w:rPr>
+                <w:rFonts w:ascii="맑은 고딕" w:hAnsi="맑은 고딕" w:eastAsia="맑은 고딕"/>
+                <w:b w:val="0"/>
+                <w:sz w:val="22"/>
+              </w:rPr>
+              <w:t>선발명단 타순</w:t>
+            </w:r>
+          </w:p>
+        </w:tc>
+        <w:tc>
+          <w:tcPr>
+            <w:tcW w:type="dxa" w:w="2880"/>
+          </w:tcPr>
+          <w:p>
+            <w:r>
+              <w:rPr>
+                <w:rFonts w:ascii="맑은 고딕" w:hAnsi="맑은 고딕" w:eastAsia="맑은 고딕"/>
+                <w:b w:val="0"/>
+                <w:sz w:val="22"/>
+              </w:rPr>
+              <w:t>네이버</w:t>
+            </w:r>
+          </w:p>
+        </w:tc>
+        <w:tc>
+          <w:tcPr>
+            <w:tcW w:type="dxa" w:w="2880"/>
+          </w:tcPr>
+          <w:p>
+            <w:r>
+              <w:rPr>
+                <w:rFonts w:ascii="맑은 고딕" w:hAnsi="맑은 고딕" w:eastAsia="맑은 고딕"/>
+                <w:b w:val="0"/>
+                <w:sz w:val="22"/>
+              </w:rPr>
+              <w:t>경기는 다음으로 찾음</w:t>
+            </w:r>
+          </w:p>
+        </w:tc>
+      </w:tr>
+    </w:tbl>
+    <w:p/>
+    <w:p>
+      <w:pPr>
+        <w:pStyle w:val="Heading1"/>
+      </w:pPr>
+      <w:r>
+        <w:rPr>
+          <w:rFonts w:ascii="맑은 고딕" w:hAnsi="맑은 고딕" w:eastAsia="맑은 고딕"/>
+          <w:b/>
+          <w:sz w:val="28"/>
+        </w:rPr>
+        <w:t>5. 회원 예측 화면 (한 타석)</w:t>
+      </w:r>
+    </w:p>
+    <w:p>
+      <w:pPr>
+        <w:pStyle w:val="ListBullet"/>
+      </w:pPr>
+      <w:r>
+        <w:rPr>
+          <w:rFonts w:ascii="맑은 고딕" w:hAnsi="맑은 고딕" w:eastAsia="맑은 고딕"/>
+          <w:b w:val="0"/>
+          <w:sz w:val="22"/>
+        </w:rPr>
+        <w:t>선택 화면(3D 구장)과 주루(필리스 실사)는 베이스 좌표가 다릅니다.</w:t>
+      </w:r>
+    </w:p>
+    <w:p>
+      <w:pPr>
+        <w:pStyle w:val="ListBullet"/>
+      </w:pPr>
+      <w:r>
+        <w:rPr>
+          <w:rFonts w:ascii="맑은 고딕" w:hAnsi="맑은 고딕" w:eastAsia="맑은 고딕"/>
+          <w:b w:val="0"/>
+          <w:sz w:val="22"/>
+        </w:rPr>
+        <w:t>실패·투수교체·공수교대는 3D 구장을 유지합니다. 홈런 주루는 1·2·3루를 돌아 홈(중견으로 가지 않음).</w:t>
+      </w:r>
+    </w:p>
+    <w:tbl>
+      <w:tblPr>
+        <w:tblStyle w:val="TableGrid"/>
+        <w:tblW w:type="auto" w:w="0"/>
+        <w:tblLook w:firstColumn="1" w:firstRow="1" w:lastColumn="0" w:lastRow="0" w:noHBand="0" w:noVBand="1" w:val="04A0"/>
+      </w:tblPr>
+      <w:tblGrid>
+        <w:gridCol w:w="2160"/>
+        <w:gridCol w:w="2160"/>
+        <w:gridCol w:w="2160"/>
+        <w:gridCol w:w="2160"/>
+      </w:tblGrid>
+      <w:tr>
+        <w:tc>
+          <w:tcPr>
+            <w:tcW w:type="dxa" w:w="2160"/>
+          </w:tcPr>
+          <w:p>
+            <w:r>
+              <w:rPr>
+                <w:rFonts w:ascii="맑은 고딕" w:hAnsi="맑은 고딕" w:eastAsia="맑은 고딕"/>
+                <w:b/>
+                <w:sz w:val="22"/>
+              </w:rPr>
+              <w:t>순서</w:t>
+            </w:r>
+          </w:p>
+        </w:tc>
+        <w:tc>
+          <w:tcPr>
+            <w:tcW w:type="dxa" w:w="2160"/>
+          </w:tcPr>
+          <w:p>
+            <w:r>
+              <w:rPr>
+                <w:rFonts w:ascii="맑은 고딕" w:hAnsi="맑은 고딕" w:eastAsia="맑은 고딕"/>
+                <w:b/>
+                <w:sz w:val="22"/>
+              </w:rPr>
+              <w:t>단계</w:t>
+            </w:r>
+          </w:p>
+        </w:tc>
+        <w:tc>
+          <w:tcPr>
+            <w:tcW w:type="dxa" w:w="2160"/>
+          </w:tcPr>
+          <w:p>
+            <w:r>
+              <w:rPr>
+                <w:rFonts w:ascii="맑은 고딕" w:hAnsi="맑은 고딕" w:eastAsia="맑은 고딕"/>
+                <w:b/>
+                <w:sz w:val="22"/>
+              </w:rPr>
+              <w:t>배경</w:t>
+            </w:r>
+          </w:p>
+        </w:tc>
+        <w:tc>
+          <w:tcPr>
+            <w:tcW w:type="dxa" w:w="2160"/>
+          </w:tcPr>
+          <w:p>
+            <w:r>
+              <w:rPr>
+                <w:rFonts w:ascii="맑은 고딕" w:hAnsi="맑은 고딕" w:eastAsia="맑은 고딕"/>
+                <w:b/>
+                <w:sz w:val="22"/>
+              </w:rPr>
+              <w:t>화면에서 하는 일</w:t>
+            </w:r>
+          </w:p>
+        </w:tc>
+      </w:tr>
+      <w:tr>
+        <w:tc>
+          <w:tcPr>
+            <w:tcW w:type="dxa" w:w="2160"/>
+          </w:tcPr>
+          <w:p>
+            <w:r>
+              <w:rPr>
+                <w:rFonts w:ascii="맑은 고딕" w:hAnsi="맑은 고딕" w:eastAsia="맑은 고딕"/>
+                <w:b w:val="0"/>
+                <w:sz w:val="22"/>
+              </w:rPr>
+              <w:t>1</w:t>
+            </w:r>
+          </w:p>
+        </w:tc>
+        <w:tc>
+          <w:tcPr>
+            <w:tcW w:type="dxa" w:w="2160"/>
+          </w:tcPr>
+          <w:p>
+            <w:r>
+              <w:rPr>
+                <w:rFonts w:ascii="맑은 고딕" w:hAnsi="맑은 고딕" w:eastAsia="맑은 고딕"/>
+                <w:b w:val="0"/>
+                <w:sz w:val="22"/>
+              </w:rPr>
+              <w:t>경기전</w:t>
+            </w:r>
+          </w:p>
+        </w:tc>
+        <w:tc>
+          <w:tcPr>
+            <w:tcW w:type="dxa" w:w="2160"/>
+          </w:tcPr>
+          <w:p>
+            <w:r>
+              <w:rPr>
+                <w:rFonts w:ascii="맑은 고딕" w:hAnsi="맑은 고딕" w:eastAsia="맑은 고딕"/>
+                <w:b w:val="0"/>
+                <w:sz w:val="22"/>
+              </w:rPr>
+              <w:t>쿠어스 전경</w:t>
+            </w:r>
+          </w:p>
+        </w:tc>
+        <w:tc>
+          <w:tcPr>
+            <w:tcW w:type="dxa" w:w="2160"/>
+          </w:tcPr>
+          <w:p>
+            <w:r>
+              <w:rPr>
+                <w:rFonts w:ascii="맑은 고딕" w:hAnsi="맑은 고딕" w:eastAsia="맑은 고딕"/>
+                <w:b w:val="0"/>
+                <w:sz w:val="22"/>
+              </w:rPr>
+              <w:t>시작 카운트다운</w:t>
+            </w:r>
+          </w:p>
+        </w:tc>
+      </w:tr>
+      <w:tr>
+        <w:tc>
+          <w:tcPr>
+            <w:tcW w:type="dxa" w:w="2160"/>
+          </w:tcPr>
+          <w:p>
+            <w:r>
+              <w:rPr>
+                <w:rFonts w:ascii="맑은 고딕" w:hAnsi="맑은 고딕" w:eastAsia="맑은 고딕"/>
+                <w:b w:val="0"/>
+                <w:sz w:val="22"/>
+              </w:rPr>
+              <w:t>2</w:t>
+            </w:r>
+          </w:p>
+        </w:tc>
+        <w:tc>
+          <w:tcPr>
+            <w:tcW w:type="dxa" w:w="2160"/>
+          </w:tcPr>
+          <w:p>
+            <w:r>
+              <w:rPr>
+                <w:rFonts w:ascii="맑은 고딕" w:hAnsi="맑은 고딕" w:eastAsia="맑은 고딕"/>
+                <w:b w:val="0"/>
+                <w:sz w:val="22"/>
+              </w:rPr>
+              <w:t>대기</w:t>
+            </w:r>
+          </w:p>
+        </w:tc>
+        <w:tc>
+          <w:tcPr>
+            <w:tcW w:type="dxa" w:w="2160"/>
+          </w:tcPr>
+          <w:p>
+            <w:r>
+              <w:rPr>
+                <w:rFonts w:ascii="맑은 고딕" w:hAnsi="맑은 고딕" w:eastAsia="맑은 고딕"/>
+                <w:b w:val="0"/>
+                <w:sz w:val="22"/>
+              </w:rPr>
+              <w:t>시네마틱 빠몽이 (초/말)</w:t>
+            </w:r>
+          </w:p>
+        </w:tc>
+        <w:tc>
+          <w:tcPr>
+            <w:tcW w:type="dxa" w:w="2160"/>
+          </w:tcPr>
+          <w:p>
+            <w:r>
+              <w:rPr>
+                <w:rFonts w:ascii="맑은 고딕" w:hAnsi="맑은 고딕" w:eastAsia="맑은 고딕"/>
+                <w:b w:val="0"/>
+                <w:sz w:val="22"/>
+              </w:rPr>
+              <w:t>다음 타자 대기</w:t>
+            </w:r>
+          </w:p>
+        </w:tc>
+      </w:tr>
+      <w:tr>
+        <w:tc>
+          <w:tcPr>
+            <w:tcW w:type="dxa" w:w="2160"/>
+          </w:tcPr>
+          <w:p>
+            <w:r>
+              <w:rPr>
+                <w:rFonts w:ascii="맑은 고딕" w:hAnsi="맑은 고딕" w:eastAsia="맑은 고딕"/>
+                <w:b w:val="0"/>
+                <w:sz w:val="22"/>
+              </w:rPr>
+              <w:t>3</w:t>
+            </w:r>
+          </w:p>
+        </w:tc>
+        <w:tc>
+          <w:tcPr>
+            <w:tcW w:type="dxa" w:w="2160"/>
+          </w:tcPr>
+          <w:p>
+            <w:r>
+              <w:rPr>
+                <w:rFonts w:ascii="맑은 고딕" w:hAnsi="맑은 고딕" w:eastAsia="맑은 고딕"/>
+                <w:b w:val="0"/>
+                <w:sz w:val="22"/>
+              </w:rPr>
+              <w:t>예측 선택</w:t>
+            </w:r>
+          </w:p>
+        </w:tc>
+        <w:tc>
+          <w:tcPr>
+            <w:tcW w:type="dxa" w:w="2160"/>
+          </w:tcPr>
+          <w:p>
+            <w:r>
+              <w:rPr>
+                <w:rFonts w:ascii="맑은 고딕" w:hAnsi="맑은 고딕" w:eastAsia="맑은 고딕"/>
+                <w:b w:val="0"/>
+                <w:sz w:val="22"/>
+              </w:rPr>
+              <w:t>3D 빈 구장</w:t>
+            </w:r>
+          </w:p>
+        </w:tc>
+        <w:tc>
+          <w:tcPr>
+            <w:tcW w:type="dxa" w:w="2160"/>
+          </w:tcPr>
+          <w:p>
+            <w:r>
+              <w:rPr>
+                <w:rFonts w:ascii="맑은 고딕" w:hAnsi="맑은 고딕" w:eastAsia="맑은 고딕"/>
+                <w:b w:val="0"/>
+                <w:sz w:val="22"/>
+              </w:rPr>
+              <w:t>베이스 버튼·포인트</w:t>
+            </w:r>
+          </w:p>
+        </w:tc>
+      </w:tr>
+      <w:tr>
+        <w:tc>
+          <w:tcPr>
+            <w:tcW w:type="dxa" w:w="2160"/>
+          </w:tcPr>
+          <w:p>
+            <w:r>
+              <w:rPr>
+                <w:rFonts w:ascii="맑은 고딕" w:hAnsi="맑은 고딕" w:eastAsia="맑은 고딕"/>
+                <w:b w:val="0"/>
+                <w:sz w:val="22"/>
+              </w:rPr>
+              <w:t>4</w:t>
+            </w:r>
+          </w:p>
+        </w:tc>
+        <w:tc>
+          <w:tcPr>
+            <w:tcW w:type="dxa" w:w="2160"/>
+          </w:tcPr>
+          <w:p>
+            <w:r>
+              <w:rPr>
+                <w:rFonts w:ascii="맑은 고딕" w:hAnsi="맑은 고딕" w:eastAsia="맑은 고딕"/>
+                <w:b w:val="0"/>
+                <w:sz w:val="22"/>
+              </w:rPr>
+              <w:t>결과 대기</w:t>
+            </w:r>
+          </w:p>
+        </w:tc>
+        <w:tc>
+          <w:tcPr>
+            <w:tcW w:type="dxa" w:w="2160"/>
+          </w:tcPr>
+          <w:p>
+            <w:r>
+              <w:rPr>
+                <w:rFonts w:ascii="맑은 고딕" w:hAnsi="맑은 고딕" w:eastAsia="맑은 고딕"/>
+                <w:b w:val="0"/>
+                <w:sz w:val="22"/>
+              </w:rPr>
+              <w:t>시네마틱 투수 (초/말)</w:t>
+            </w:r>
+          </w:p>
+        </w:tc>
+        <w:tc>
+          <w:tcPr>
+            <w:tcW w:type="dxa" w:w="2160"/>
+          </w:tcPr>
+          <w:p>
+            <w:r>
+              <w:rPr>
+                <w:rFonts w:ascii="맑은 고딕" w:hAnsi="맑은 고딕" w:eastAsia="맑은 고딕"/>
+                <w:b w:val="0"/>
+                <w:sz w:val="22"/>
+              </w:rPr>
+              <w:t>내 예측 배지</w:t>
+            </w:r>
+          </w:p>
+        </w:tc>
+      </w:tr>
+      <w:tr>
+        <w:tc>
+          <w:tcPr>
+            <w:tcW w:type="dxa" w:w="2160"/>
+          </w:tcPr>
+          <w:p>
+            <w:r>
+              <w:rPr>
+                <w:rFonts w:ascii="맑은 고딕" w:hAnsi="맑은 고딕" w:eastAsia="맑은 고딕"/>
+                <w:b w:val="0"/>
+                <w:sz w:val="22"/>
+              </w:rPr>
+              <w:t>5</w:t>
+            </w:r>
+          </w:p>
+        </w:tc>
+        <w:tc>
+          <w:tcPr>
+            <w:tcW w:type="dxa" w:w="2160"/>
+          </w:tcPr>
+          <w:p>
+            <w:r>
+              <w:rPr>
+                <w:rFonts w:ascii="맑은 고딕" w:hAnsi="맑은 고딕" w:eastAsia="맑은 고딕"/>
+                <w:b w:val="0"/>
+                <w:sz w:val="22"/>
+              </w:rPr>
+              <w:t>결과 글씨</w:t>
+            </w:r>
+          </w:p>
+        </w:tc>
+        <w:tc>
+          <w:tcPr>
+            <w:tcW w:type="dxa" w:w="2160"/>
+          </w:tcPr>
+          <w:p>
+            <w:r>
+              <w:rPr>
+                <w:rFonts w:ascii="맑은 고딕" w:hAnsi="맑은 고딕" w:eastAsia="맑은 고딕"/>
+                <w:b w:val="0"/>
+                <w:sz w:val="22"/>
+              </w:rPr>
+              <w:t>4와 같음</w:t>
+            </w:r>
+          </w:p>
+        </w:tc>
+        <w:tc>
+          <w:tcPr>
+            <w:tcW w:type="dxa" w:w="2160"/>
+          </w:tcPr>
+          <w:p>
+            <w:r>
+              <w:rPr>
+                <w:rFonts w:ascii="맑은 고딕" w:hAnsi="맑은 고딕" w:eastAsia="맑은 고딕"/>
+                <w:b w:val="0"/>
+                <w:sz w:val="22"/>
+              </w:rPr>
+              <w:t>약 2.2초 큰 글씨</w:t>
+            </w:r>
+          </w:p>
+        </w:tc>
+      </w:tr>
+      <w:tr>
+        <w:tc>
+          <w:tcPr>
+            <w:tcW w:type="dxa" w:w="2160"/>
+          </w:tcPr>
+          <w:p>
+            <w:r>
+              <w:rPr>
+                <w:rFonts w:ascii="맑은 고딕" w:hAnsi="맑은 고딕" w:eastAsia="맑은 고딕"/>
+                <w:b w:val="0"/>
+                <w:sz w:val="22"/>
+              </w:rPr>
+              <w:t>6</w:t>
+            </w:r>
+          </w:p>
+        </w:tc>
+        <w:tc>
+          <w:tcPr>
+            <w:tcW w:type="dxa" w:w="2160"/>
+          </w:tcPr>
+          <w:p>
+            <w:r>
+              <w:rPr>
+                <w:rFonts w:ascii="맑은 고딕" w:hAnsi="맑은 고딕" w:eastAsia="맑은 고딕"/>
+                <w:b w:val="0"/>
+                <w:sz w:val="22"/>
+              </w:rPr>
+              <w:t>주루(적중)</w:t>
+            </w:r>
+          </w:p>
+        </w:tc>
+        <w:tc>
+          <w:tcPr>
+            <w:tcW w:type="dxa" w:w="2160"/>
+          </w:tcPr>
+          <w:p>
+            <w:r>
+              <w:rPr>
+                <w:rFonts w:ascii="맑은 고딕" w:hAnsi="맑은 고딕" w:eastAsia="맑은 고딕"/>
+                <w:b w:val="0"/>
+                <w:sz w:val="22"/>
+              </w:rPr>
+              <w:t>필리스 실사</w:t>
+            </w:r>
+          </w:p>
+        </w:tc>
+        <w:tc>
+          <w:tcPr>
+            <w:tcW w:type="dxa" w:w="2160"/>
+          </w:tcPr>
+          <w:p>
+            <w:r>
+              <w:rPr>
+                <w:rFonts w:ascii="맑은 고딕" w:hAnsi="맑은 고딕" w:eastAsia="맑은 고딕"/>
+                <w:b w:val="0"/>
+                <w:sz w:val="22"/>
+              </w:rPr>
+              <w:t>홈런은 1·2·3루를 돌아 홈</w:t>
+            </w:r>
+          </w:p>
+        </w:tc>
+      </w:tr>
+      <w:tr>
+        <w:tc>
+          <w:tcPr>
+            <w:tcW w:type="dxa" w:w="2160"/>
+          </w:tcPr>
+          <w:p>
+            <w:r>
+              <w:rPr>
+                <w:rFonts w:ascii="맑은 고딕" w:hAnsi="맑은 고딕" w:eastAsia="맑은 고딕"/>
+                <w:b w:val="0"/>
+                <w:sz w:val="22"/>
+              </w:rPr>
+              <w:t>7</w:t>
+            </w:r>
+          </w:p>
+        </w:tc>
+        <w:tc>
+          <w:tcPr>
+            <w:tcW w:type="dxa" w:w="2160"/>
+          </w:tcPr>
+          <w:p>
+            <w:r>
+              <w:rPr>
+                <w:rFonts w:ascii="맑은 고딕" w:hAnsi="맑은 고딕" w:eastAsia="맑은 고딕"/>
+                <w:b w:val="0"/>
+                <w:sz w:val="22"/>
+              </w:rPr>
+              <w:t>다음 타석</w:t>
+            </w:r>
+          </w:p>
+        </w:tc>
+        <w:tc>
+          <w:tcPr>
+            <w:tcW w:type="dxa" w:w="2160"/>
+          </w:tcPr>
+          <w:p>
+            <w:r>
+              <w:rPr>
+                <w:rFonts w:ascii="맑은 고딕" w:hAnsi="맑은 고딕" w:eastAsia="맑은 고딕"/>
+                <w:b w:val="0"/>
+                <w:sz w:val="22"/>
+              </w:rPr>
+              <w:t>대기 또는 선택</w:t>
+            </w:r>
+          </w:p>
+        </w:tc>
+        <w:tc>
+          <w:tcPr>
+            <w:tcW w:type="dxa" w:w="2160"/>
+          </w:tcPr>
+          <w:p>
+            <w:r>
+              <w:rPr>
+                <w:rFonts w:ascii="맑은 고딕" w:hAnsi="맑은 고딕" w:eastAsia="맑은 고딕"/>
+                <w:b w:val="0"/>
+                <w:sz w:val="22"/>
+              </w:rPr>
+              <w:t>축하 점프 생략</w:t>
+            </w:r>
+          </w:p>
+        </w:tc>
+      </w:tr>
+    </w:tbl>
+    <w:p/>
+    <w:tbl>
+      <w:tblPr>
+        <w:tblStyle w:val="TableGrid"/>
+        <w:tblW w:type="auto" w:w="0"/>
+        <w:tblLook w:firstColumn="1" w:firstRow="1" w:lastColumn="0" w:lastRow="0" w:noHBand="0" w:noVBand="1" w:val="04A0"/>
+      </w:tblPr>
+      <w:tblGrid>
+        <w:gridCol w:w="2880"/>
+        <w:gridCol w:w="2880"/>
+        <w:gridCol w:w="2880"/>
+      </w:tblGrid>
+      <w:tr>
+        <w:tc>
+          <w:tcPr>
+            <w:tcW w:type="dxa" w:w="2880"/>
+          </w:tcPr>
+          <w:p>
+            <w:r>
+              <w:rPr>
+                <w:rFonts w:ascii="맑은 고딕" w:hAnsi="맑은 고딕" w:eastAsia="맑은 고딕"/>
+                <w:b/>
+                <w:sz w:val="22"/>
+              </w:rPr>
+              <w:t>예측</w:t>
+            </w:r>
+          </w:p>
+        </w:tc>
+        <w:tc>
+          <w:tcPr>
+            <w:tcW w:type="dxa" w:w="2880"/>
+          </w:tcPr>
+          <w:p>
+            <w:r>
+              <w:rPr>
+                <w:rFonts w:ascii="맑은 고딕" w:hAnsi="맑은 고딕" w:eastAsia="맑은 고딕"/>
+                <w:b/>
+                <w:sz w:val="22"/>
+              </w:rPr>
+              <w:t>배당</w:t>
+            </w:r>
+          </w:p>
+        </w:tc>
+        <w:tc>
+          <w:tcPr>
+            <w:tcW w:type="dxa" w:w="2880"/>
+          </w:tcPr>
+          <w:p>
+            <w:r>
+              <w:rPr>
+                <w:rFonts w:ascii="맑은 고딕" w:hAnsi="맑은 고딕" w:eastAsia="맑은 고딕"/>
+                <w:b/>
+                <w:sz w:val="22"/>
+              </w:rPr>
+              <w:t>100P 적중</w:t>
+            </w:r>
+          </w:p>
+        </w:tc>
+      </w:tr>
+      <w:tr>
+        <w:tc>
+          <w:tcPr>
+            <w:tcW w:type="dxa" w:w="2880"/>
+          </w:tcPr>
+          <w:p>
+            <w:r>
+              <w:rPr>
+                <w:rFonts w:ascii="맑은 고딕" w:hAnsi="맑은 고딕" w:eastAsia="맑은 고딕"/>
+                <w:b w:val="0"/>
+                <w:sz w:val="22"/>
+              </w:rPr>
+              <w:t>아웃</w:t>
+            </w:r>
+          </w:p>
+        </w:tc>
+        <w:tc>
+          <w:tcPr>
+            <w:tcW w:type="dxa" w:w="2880"/>
+          </w:tcPr>
+          <w:p>
+            <w:r>
+              <w:rPr>
+                <w:rFonts w:ascii="맑은 고딕" w:hAnsi="맑은 고딕" w:eastAsia="맑은 고딕"/>
+                <w:b w:val="0"/>
+                <w:sz w:val="22"/>
+              </w:rPr>
+              <w:t>1.2배</w:t>
+            </w:r>
+          </w:p>
+        </w:tc>
+        <w:tc>
+          <w:tcPr>
+            <w:tcW w:type="dxa" w:w="2880"/>
+          </w:tcPr>
+          <w:p>
+            <w:r>
+              <w:rPr>
+                <w:rFonts w:ascii="맑은 고딕" w:hAnsi="맑은 고딕" w:eastAsia="맑은 고딕"/>
+                <w:b w:val="0"/>
+                <w:sz w:val="22"/>
+              </w:rPr>
+              <w:t>120P</w:t>
+            </w:r>
+          </w:p>
+        </w:tc>
+      </w:tr>
+      <w:tr>
+        <w:tc>
+          <w:tcPr>
+            <w:tcW w:type="dxa" w:w="2880"/>
+          </w:tcPr>
+          <w:p>
+            <w:r>
+              <w:rPr>
+                <w:rFonts w:ascii="맑은 고딕" w:hAnsi="맑은 고딕" w:eastAsia="맑은 고딕"/>
+                <w:b w:val="0"/>
+                <w:sz w:val="22"/>
+              </w:rPr>
+              <w:t>1루</w:t>
+            </w:r>
+          </w:p>
+        </w:tc>
+        <w:tc>
+          <w:tcPr>
+            <w:tcW w:type="dxa" w:w="2880"/>
+          </w:tcPr>
+          <w:p>
+            <w:r>
+              <w:rPr>
+                <w:rFonts w:ascii="맑은 고딕" w:hAnsi="맑은 고딕" w:eastAsia="맑은 고딕"/>
+                <w:b w:val="0"/>
+                <w:sz w:val="22"/>
+              </w:rPr>
+              <w:t>1.5배</w:t>
+            </w:r>
+          </w:p>
+        </w:tc>
+        <w:tc>
+          <w:tcPr>
+            <w:tcW w:type="dxa" w:w="2880"/>
+          </w:tcPr>
+          <w:p>
+            <w:r>
+              <w:rPr>
+                <w:rFonts w:ascii="맑은 고딕" w:hAnsi="맑은 고딕" w:eastAsia="맑은 고딕"/>
+                <w:b w:val="0"/>
+                <w:sz w:val="22"/>
+              </w:rPr>
+              <w:t>150P</w:t>
+            </w:r>
+          </w:p>
+        </w:tc>
+      </w:tr>
+      <w:tr>
+        <w:tc>
+          <w:tcPr>
+            <w:tcW w:type="dxa" w:w="2880"/>
+          </w:tcPr>
+          <w:p>
+            <w:r>
+              <w:rPr>
+                <w:rFonts w:ascii="맑은 고딕" w:hAnsi="맑은 고딕" w:eastAsia="맑은 고딕"/>
+                <w:b w:val="0"/>
+                <w:sz w:val="22"/>
+              </w:rPr>
+              <w:t>2루</w:t>
+            </w:r>
+          </w:p>
+        </w:tc>
+        <w:tc>
+          <w:tcPr>
+            <w:tcW w:type="dxa" w:w="2880"/>
+          </w:tcPr>
+          <w:p>
+            <w:r>
+              <w:rPr>
+                <w:rFonts w:ascii="맑은 고딕" w:hAnsi="맑은 고딕" w:eastAsia="맑은 고딕"/>
+                <w:b w:val="0"/>
+                <w:sz w:val="22"/>
+              </w:rPr>
+              <w:t>3배</w:t>
+            </w:r>
+          </w:p>
+        </w:tc>
+        <w:tc>
+          <w:tcPr>
+            <w:tcW w:type="dxa" w:w="2880"/>
+          </w:tcPr>
+          <w:p>
+            <w:r>
+              <w:rPr>
+                <w:rFonts w:ascii="맑은 고딕" w:hAnsi="맑은 고딕" w:eastAsia="맑은 고딕"/>
+                <w:b w:val="0"/>
+                <w:sz w:val="22"/>
+              </w:rPr>
+              <w:t>300P</w:t>
+            </w:r>
+          </w:p>
+        </w:tc>
+      </w:tr>
+      <w:tr>
+        <w:tc>
+          <w:tcPr>
+            <w:tcW w:type="dxa" w:w="2880"/>
+          </w:tcPr>
+          <w:p>
+            <w:r>
+              <w:rPr>
+                <w:rFonts w:ascii="맑은 고딕" w:hAnsi="맑은 고딕" w:eastAsia="맑은 고딕"/>
+                <w:b w:val="0"/>
+                <w:sz w:val="22"/>
+              </w:rPr>
+              <w:t>3루</w:t>
+            </w:r>
+          </w:p>
+        </w:tc>
+        <w:tc>
+          <w:tcPr>
+            <w:tcW w:type="dxa" w:w="2880"/>
+          </w:tcPr>
+          <w:p>
+            <w:r>
+              <w:rPr>
+                <w:rFonts w:ascii="맑은 고딕" w:hAnsi="맑은 고딕" w:eastAsia="맑은 고딕"/>
+                <w:b w:val="0"/>
+                <w:sz w:val="22"/>
+              </w:rPr>
+              <w:t>10배</w:t>
+            </w:r>
+          </w:p>
+        </w:tc>
+        <w:tc>
+          <w:tcPr>
+            <w:tcW w:type="dxa" w:w="2880"/>
+          </w:tcPr>
+          <w:p>
+            <w:r>
+              <w:rPr>
+                <w:rFonts w:ascii="맑은 고딕" w:hAnsi="맑은 고딕" w:eastAsia="맑은 고딕"/>
+                <w:b w:val="0"/>
+                <w:sz w:val="22"/>
+              </w:rPr>
+              <w:t>1000P</w:t>
+            </w:r>
+          </w:p>
+        </w:tc>
+      </w:tr>
+      <w:tr>
+        <w:tc>
+          <w:tcPr>
+            <w:tcW w:type="dxa" w:w="2880"/>
+          </w:tcPr>
+          <w:p>
+            <w:r>
+              <w:rPr>
+                <w:rFonts w:ascii="맑은 고딕" w:hAnsi="맑은 고딕" w:eastAsia="맑은 고딕"/>
+                <w:b w:val="0"/>
+                <w:sz w:val="22"/>
+              </w:rPr>
+              <w:t>홈런</w:t>
+            </w:r>
+          </w:p>
+        </w:tc>
+        <w:tc>
+          <w:tcPr>
+            <w:tcW w:type="dxa" w:w="2880"/>
+          </w:tcPr>
+          <w:p>
+            <w:r>
+              <w:rPr>
+                <w:rFonts w:ascii="맑은 고딕" w:hAnsi="맑은 고딕" w:eastAsia="맑은 고딕"/>
+                <w:b w:val="0"/>
+                <w:sz w:val="22"/>
+              </w:rPr>
+              <w:t>5배</w:t>
+            </w:r>
+          </w:p>
+        </w:tc>
+        <w:tc>
+          <w:tcPr>
+            <w:tcW w:type="dxa" w:w="2880"/>
+          </w:tcPr>
+          <w:p>
+            <w:r>
+              <w:rPr>
+                <w:rFonts w:ascii="맑은 고딕" w:hAnsi="맑은 고딕" w:eastAsia="맑은 고딕"/>
+                <w:b w:val="0"/>
+                <w:sz w:val="22"/>
+              </w:rPr>
+              <w:t>500P</w:t>
+            </w:r>
+          </w:p>
+        </w:tc>
+      </w:tr>
+    </w:tbl>
+    <w:p/>
     <w:p>
       <w:r>
         <w:rPr>
